--- a/resources/Q_Template.docx
+++ b/resources/Q_Template.docx
@@ -744,16 +744,16 @@
           <w:noProof/>
         </w:rPr>
         <w:drawing>
-          <wp:anchor distT="0" distB="0" distL="0" distR="0" simplePos="0" relativeHeight="251658240" behindDoc="1" locked="0" layoutInCell="1" allowOverlap="1" wp14:anchorId="39E092D3" wp14:editId="4385346A">
+          <wp:anchor distT="0" distB="0" distL="0" distR="0" simplePos="0" relativeHeight="251658240" behindDoc="1" locked="0" layoutInCell="1" allowOverlap="1" wp14:anchorId="39E092D3" wp14:editId="6E7EB664">
             <wp:simplePos x="0" y="0"/>
             <wp:positionH relativeFrom="page">
-              <wp:posOffset>5082540</wp:posOffset>
+              <wp:posOffset>4960620</wp:posOffset>
             </wp:positionH>
             <wp:positionV relativeFrom="paragraph">
               <wp:posOffset>200025</wp:posOffset>
             </wp:positionV>
-            <wp:extent cx="1022985" cy="693420"/>
-            <wp:effectExtent l="0" t="0" r="5715" b="0"/>
+            <wp:extent cx="1287780" cy="693420"/>
+            <wp:effectExtent l="0" t="0" r="7620" b="0"/>
             <wp:wrapNone/>
             <wp:docPr id="1" name="Image 1"/>
             <wp:cNvGraphicFramePr>
@@ -781,7 +781,7 @@
                   <pic:spPr>
                     <a:xfrm>
                       <a:off x="0" y="0"/>
-                      <a:ext cx="1022985" cy="693420"/>
+                      <a:ext cx="1287780" cy="693420"/>
                     </a:xfrm>
                     <a:prstGeom prst="rect">
                       <a:avLst/>

--- a/resources/Q_Template.docx
+++ b/resources/Q_Template.docx
@@ -1,6 +1,6 @@
 
 <file path=word/document.xml><?xml version="1.0" encoding="utf-8"?>
-<w:document xmlns:wpc="http://schemas.microsoft.com/office/word/2010/wordprocessingCanvas" xmlns:cx="http://schemas.microsoft.com/office/drawing/2014/chartex" xmlns:cx1="http://schemas.microsoft.com/office/drawing/2015/9/8/chartex" xmlns:cx2="http://schemas.microsoft.com/office/drawing/2015/10/21/chartex" xmlns:cx3="http://schemas.microsoft.com/office/drawing/2016/5/9/chartex" xmlns:cx4="http://schemas.microsoft.com/office/drawing/2016/5/10/chartex" xmlns:cx5="http://schemas.microsoft.com/office/drawing/2016/5/11/chartex" xmlns:cx6="http://schemas.microsoft.com/office/drawing/2016/5/12/chartex" xmlns:cx7="http://schemas.microsoft.com/office/drawing/2016/5/13/chartex" xmlns:cx8="http://schemas.microsoft.com/office/drawing/2016/5/14/chartex" xmlns:mc="http://schemas.openxmlformats.org/markup-compatibility/2006" xmlns:aink="http://schemas.microsoft.com/office/drawing/2016/ink" xmlns:am3d="http://schemas.microsoft.com/office/drawing/2017/model3d" xmlns:o="urn:schemas-microsoft-com:office:office" xmlns:r="http://schemas.openxmlformats.org/officeDocument/2006/relationships" xmlns:m="http://schemas.openxmlformats.org/officeDocument/2006/math" xmlns:v="urn:schemas-microsoft-com:vml" xmlns:wp14="http://schemas.microsoft.com/office/word/2010/wordprocessingDrawing" xmlns:wp="http://schemas.openxmlformats.org/drawingml/2006/wordprocessingDrawing" xmlns:w10="urn:schemas-microsoft-com:office:word" xmlns:w="http://schemas.openxmlformats.org/wordprocessingml/2006/main" xmlns:w14="http://schemas.microsoft.com/office/word/2010/wordml" xmlns:w15="http://schemas.microsoft.com/office/word/2012/wordml" xmlns:w16cex="http://schemas.microsoft.com/office/word/2018/wordml/cex" xmlns:w16cid="http://schemas.microsoft.com/office/word/2016/wordml/cid" xmlns:w16="http://schemas.microsoft.com/office/word/2018/wordml" xmlns:w16sdtdh="http://schemas.microsoft.com/office/word/2020/wordml/sdtdatahash" xmlns:w16se="http://schemas.microsoft.com/office/word/2015/wordml/symex" xmlns:wpg="http://schemas.microsoft.com/office/word/2010/wordprocessingGroup" xmlns:wpi="http://schemas.microsoft.com/office/word/2010/wordprocessingInk" xmlns:wne="http://schemas.microsoft.com/office/word/2006/wordml" xmlns:wps="http://schemas.microsoft.com/office/word/2010/wordprocessingShape" mc:Ignorable="w14 w15 w16se w16cid w16 w16cex w16sdtdh wp14">
+<w:document xmlns:wpc="http://schemas.microsoft.com/office/word/2010/wordprocessingCanvas" xmlns:cx="http://schemas.microsoft.com/office/drawing/2014/chartex" xmlns:cx1="http://schemas.microsoft.com/office/drawing/2015/9/8/chartex" xmlns:cx2="http://schemas.microsoft.com/office/drawing/2015/10/21/chartex" xmlns:cx3="http://schemas.microsoft.com/office/drawing/2016/5/9/chartex" xmlns:cx4="http://schemas.microsoft.com/office/drawing/2016/5/10/chartex" xmlns:cx5="http://schemas.microsoft.com/office/drawing/2016/5/11/chartex" xmlns:cx6="http://schemas.microsoft.com/office/drawing/2016/5/12/chartex" xmlns:cx7="http://schemas.microsoft.com/office/drawing/2016/5/13/chartex" xmlns:cx8="http://schemas.microsoft.com/office/drawing/2016/5/14/chartex" xmlns:mc="http://schemas.openxmlformats.org/markup-compatibility/2006" xmlns:aink="http://schemas.microsoft.com/office/drawing/2016/ink" xmlns:am3d="http://schemas.microsoft.com/office/drawing/2017/model3d" xmlns:o="urn:schemas-microsoft-com:office:office" xmlns:oel="http://schemas.microsoft.com/office/2019/extlst" xmlns:r="http://schemas.openxmlformats.org/officeDocument/2006/relationships" xmlns:m="http://schemas.openxmlformats.org/officeDocument/2006/math" xmlns:v="urn:schemas-microsoft-com:vml" xmlns:wp14="http://schemas.microsoft.com/office/word/2010/wordprocessingDrawing" xmlns:wp="http://schemas.openxmlformats.org/drawingml/2006/wordprocessingDrawing" xmlns:w10="urn:schemas-microsoft-com:office:word" xmlns:w="http://schemas.openxmlformats.org/wordprocessingml/2006/main" xmlns:w14="http://schemas.microsoft.com/office/word/2010/wordml" xmlns:w15="http://schemas.microsoft.com/office/word/2012/wordml" xmlns:w16cex="http://schemas.microsoft.com/office/word/2018/wordml/cex" xmlns:w16cid="http://schemas.microsoft.com/office/word/2016/wordml/cid" xmlns:w16="http://schemas.microsoft.com/office/word/2018/wordml" xmlns:w16du="http://schemas.microsoft.com/office/word/2023/wordml/word16du" xmlns:w16sdtdh="http://schemas.microsoft.com/office/word/2020/wordml/sdtdatahash" xmlns:w16sdtfl="http://schemas.microsoft.com/office/word/2024/wordml/sdtformatlock" xmlns:w16se="http://schemas.microsoft.com/office/word/2015/wordml/symex" xmlns:wpg="http://schemas.microsoft.com/office/word/2010/wordprocessingGroup" xmlns:wpi="http://schemas.microsoft.com/office/word/2010/wordprocessingInk" xmlns:wne="http://schemas.microsoft.com/office/word/2006/wordml" xmlns:wps="http://schemas.microsoft.com/office/word/2010/wordprocessingShape" mc:Ignorable="w14 w15 w16se w16cid w16 w16cex w16sdtdh w16sdtfl w16du wp14">
   <w:body>
     <w:p>
       <w:pPr>
@@ -39,11 +39,7 @@
         <w:tab/>
       </w:r>
       <w:r>
-        <w:t>{{</w:t>
-      </w:r>
-      <w:proofErr w:type="spellStart"/>
-      <w:r>
-        <w:t>invit</w:t>
+        <w:t>{{invit</w:t>
       </w:r>
       <w:r>
         <w:rPr>
@@ -51,7 +47,6 @@
         </w:rPr>
         <w:t>erName</w:t>
       </w:r>
-      <w:proofErr w:type="spellEnd"/>
       <w:r>
         <w:t>}}</w:t>
       </w:r>
@@ -102,7 +97,6 @@
         </w:rPr>
         <w:t>{{</w:t>
       </w:r>
-      <w:proofErr w:type="spellStart"/>
       <w:r>
         <w:rPr>
           <w:rFonts w:ascii="Cambria" w:hAnsi="Cambria"/>
@@ -111,7 +105,6 @@
         </w:rPr>
         <w:t>inviterIdCard</w:t>
       </w:r>
-      <w:proofErr w:type="spellEnd"/>
       <w:r>
         <w:rPr>
           <w:rFonts w:ascii="Cambria" w:hAnsi="Cambria"/>
@@ -143,7 +136,6 @@
         </w:rPr>
         <w:t>{{</w:t>
       </w:r>
-      <w:proofErr w:type="spellStart"/>
       <w:r>
         <w:rPr>
           <w:rFonts w:ascii="Cambria" w:hAnsi="Cambria"/>
@@ -158,16 +150,7 @@
           <w:color w:val="000000"/>
           <w:spacing w:val="-2"/>
         </w:rPr>
-        <w:t>Phone</w:t>
-      </w:r>
-      <w:proofErr w:type="spellEnd"/>
-      <w:r>
-        <w:rPr>
-          <w:rFonts w:ascii="Cambria" w:hAnsi="Cambria"/>
-          <w:color w:val="000000"/>
-          <w:spacing w:val="-2"/>
-        </w:rPr>
-        <w:t>}}</w:t>
+        <w:t>Phone}}</w:t>
       </w:r>
     </w:p>
     <w:p>
@@ -192,7 +175,6 @@
         </w:rPr>
         <w:t>{{</w:t>
       </w:r>
-      <w:proofErr w:type="spellStart"/>
       <w:r>
         <w:rPr>
           <w:rFonts w:ascii="Cambria" w:hAnsi="Cambria"/>
@@ -200,7 +182,6 @@
         </w:rPr>
         <w:t>inviterAddress</w:t>
       </w:r>
-      <w:proofErr w:type="spellEnd"/>
       <w:r>
         <w:rPr>
           <w:rFonts w:ascii="Cambria" w:hAnsi="Cambria"/>
@@ -216,23 +197,7 @@
         <w:ind w:right="-665"/>
       </w:pPr>
       <w:r>
-        <w:t>现邀请本人的：{{spouse}} 配偶、{{parents}} 父母、{{</w:t>
-      </w:r>
-      <w:proofErr w:type="spellStart"/>
-      <w:r>
-        <w:t>spouseParents</w:t>
-      </w:r>
-      <w:proofErr w:type="spellEnd"/>
-      <w:r>
-        <w:t>}} 配偶的父母、{{children}} 子女、{{siblings}} 兄弟姐妹、{{</w:t>
-      </w:r>
-      <w:proofErr w:type="spellStart"/>
-      <w:r>
-        <w:t>paternalGrandparents</w:t>
-      </w:r>
-      <w:proofErr w:type="spellEnd"/>
-      <w:r>
-        <w:t>}} 祖父母、</w:t>
+        <w:t>现邀请本人的：{{spouse}} 配偶、{{parents}} 父母、{{spouseParents}} 配偶的父母、{{children}} 子女、{{siblings}} 兄弟姐妹、{{paternalGrandparents}} 祖父母、</w:t>
       </w:r>
     </w:p>
     <w:p>
@@ -242,31 +207,7 @@
         <w:ind w:right="-665"/>
       </w:pPr>
       <w:r>
-        <w:t>{{</w:t>
-      </w:r>
-      <w:proofErr w:type="spellStart"/>
-      <w:r>
-        <w:t>maternalGrandparents</w:t>
-      </w:r>
-      <w:proofErr w:type="spellEnd"/>
-      <w:r>
-        <w:t>}} 外祖父母、{{grandchildren}} 孙子女、{{</w:t>
-      </w:r>
-      <w:proofErr w:type="spellStart"/>
-      <w:r>
-        <w:t>maternalGrandchildren</w:t>
-      </w:r>
-      <w:proofErr w:type="spellEnd"/>
-      <w:r>
-        <w:t>}} 外孙子女、{{</w:t>
-      </w:r>
-      <w:proofErr w:type="spellStart"/>
-      <w:r>
-        <w:t>childrenSpouse</w:t>
-      </w:r>
-      <w:proofErr w:type="spellEnd"/>
-      <w:r>
-        <w:t>}} 子女的配偶、</w:t>
+        <w:t>{{maternalGrandparents}} 外祖父母、{{grandchildren}} 孙子女、{{maternalGrandchildren}} 外孙子女、{{childrenSpouse}} 子女的配偶、</w:t>
       </w:r>
     </w:p>
     <w:p>
@@ -276,20 +217,7 @@
         <w:ind w:right="-665"/>
       </w:pPr>
       <w:r>
-        <w:t>{{relative}} 亲戚（请说明）{{</w:t>
-      </w:r>
-      <w:proofErr w:type="spellStart"/>
-      <w:r>
-        <w:t>relativeNote</w:t>
-      </w:r>
-      <w:proofErr w:type="spellEnd"/>
-      <w:proofErr w:type="gramStart"/>
-      <w:r>
-        <w:t>}}.......................</w:t>
-      </w:r>
-      <w:proofErr w:type="gramEnd"/>
-      <w:r>
-        <w:t xml:space="preserve"> </w:t>
+        <w:t xml:space="preserve">{{relative}} 亲戚（请说明）{{relativeNote}}....................... </w:t>
       </w:r>
     </w:p>
     <w:p>
@@ -338,7 +266,7 @@
         <w:t xml:space="preserve">              </w:t>
       </w:r>
       <w:r>
-        <w:t xml:space="preserve">         </w:t>
+        <w:t xml:space="preserve">     </w:t>
       </w:r>
       <w:r>
         <w:t>停留</w:t>
@@ -570,6 +498,12 @@
         <w:rPr>
           <w:sz w:val="24"/>
         </w:rPr>
+        <w:t xml:space="preserve">  </w:t>
+      </w:r>
+      <w:r>
+        <w:rPr>
+          <w:sz w:val="24"/>
+        </w:rPr>
         <w:t>停留</w:t>
       </w:r>
       <w:r>
@@ -641,29 +575,13 @@
         <w:t>护照号码：</w:t>
       </w:r>
       <w:r>
-        <w:t>{{</w:t>
-      </w:r>
-      <w:proofErr w:type="spellStart"/>
-      <w:r>
-        <w:t>passport_number</w:t>
-      </w:r>
-      <w:proofErr w:type="spellEnd"/>
-      <w:r>
-        <w:t xml:space="preserve">}} </w:t>
+        <w:t xml:space="preserve">{{passport_number}} </w:t>
       </w:r>
       <w:r>
         <w:t xml:space="preserve">出生日期:  </w:t>
       </w:r>
       <w:r>
-        <w:t>{{</w:t>
-      </w:r>
-      <w:proofErr w:type="spellStart"/>
-      <w:r>
-        <w:t>birth_year</w:t>
-      </w:r>
-      <w:proofErr w:type="spellEnd"/>
-      <w:r>
-        <w:t>}}</w:t>
+        <w:t>{{birth_year}}</w:t>
       </w:r>
       <w:r>
         <w:rPr>
@@ -672,15 +590,7 @@
         <w:t xml:space="preserve">年 </w:t>
       </w:r>
       <w:r>
-        <w:t>{{</w:t>
-      </w:r>
-      <w:proofErr w:type="spellStart"/>
-      <w:r>
-        <w:t>birth_month</w:t>
-      </w:r>
-      <w:proofErr w:type="spellEnd"/>
-      <w:r>
-        <w:t>}}</w:t>
+        <w:t>{{birth_month}}</w:t>
       </w:r>
       <w:r>
         <w:rPr>
@@ -689,15 +599,7 @@
         <w:t xml:space="preserve"> 月 </w:t>
       </w:r>
       <w:r>
-        <w:t>{{</w:t>
-      </w:r>
-      <w:proofErr w:type="spellStart"/>
-      <w:r>
-        <w:t>birth_day</w:t>
-      </w:r>
-      <w:proofErr w:type="spellEnd"/>
-      <w:r>
-        <w:t>}}</w:t>
+        <w:t>{{birth_day}}</w:t>
       </w:r>
       <w:r>
         <w:rPr>
@@ -744,16 +646,16 @@
           <w:noProof/>
         </w:rPr>
         <w:drawing>
-          <wp:anchor distT="0" distB="0" distL="0" distR="0" simplePos="0" relativeHeight="251658240" behindDoc="1" locked="0" layoutInCell="1" allowOverlap="1" wp14:anchorId="39E092D3" wp14:editId="6E7EB664">
+          <wp:anchor distT="0" distB="0" distL="0" distR="0" simplePos="0" relativeHeight="251658240" behindDoc="1" locked="0" layoutInCell="1" allowOverlap="1" wp14:anchorId="39E092D3" wp14:editId="36E42928">
             <wp:simplePos x="0" y="0"/>
             <wp:positionH relativeFrom="page">
-              <wp:posOffset>4960620</wp:posOffset>
+              <wp:posOffset>4752975</wp:posOffset>
             </wp:positionH>
             <wp:positionV relativeFrom="paragraph">
-              <wp:posOffset>200025</wp:posOffset>
+              <wp:posOffset>245745</wp:posOffset>
             </wp:positionV>
-            <wp:extent cx="1287780" cy="693420"/>
-            <wp:effectExtent l="0" t="0" r="7620" b="0"/>
+            <wp:extent cx="1771650" cy="693420"/>
+            <wp:effectExtent l="0" t="0" r="0" b="0"/>
             <wp:wrapNone/>
             <wp:docPr id="1" name="Image 1"/>
             <wp:cNvGraphicFramePr>
@@ -781,7 +683,7 @@
                   <pic:spPr>
                     <a:xfrm>
                       <a:off x="0" y="0"/>
-                      <a:ext cx="1287780" cy="693420"/>
+                      <a:ext cx="1771650" cy="693420"/>
                     </a:xfrm>
                     <a:prstGeom prst="rect">
                       <a:avLst/>
@@ -903,55 +805,19 @@
         <w:rPr>
           <w:rFonts w:ascii="Cambria" w:hAnsi="Cambria"/>
         </w:rPr>
-        <w:t>{{</w:t>
-      </w:r>
-      <w:proofErr w:type="spellStart"/>
+        <w:t>{{today_year}}</w:t>
+      </w:r>
+      <w:r>
+        <w:rPr>
+          <w:spacing w:val="-40"/>
+        </w:rPr>
+        <w:t xml:space="preserve">年 </w:t>
+      </w:r>
       <w:r>
         <w:rPr>
           <w:rFonts w:ascii="Cambria" w:hAnsi="Cambria"/>
         </w:rPr>
-        <w:t>today_year</w:t>
-      </w:r>
-      <w:proofErr w:type="spellEnd"/>
-      <w:proofErr w:type="gramStart"/>
-      <w:r>
-        <w:rPr>
-          <w:rFonts w:ascii="Cambria" w:hAnsi="Cambria"/>
-        </w:rPr>
-        <w:t>}}</w:t>
-      </w:r>
-      <w:r>
-        <w:rPr>
-          <w:spacing w:val="-40"/>
-        </w:rPr>
-        <w:t>年</w:t>
-      </w:r>
-      <w:proofErr w:type="gramEnd"/>
-      <w:r>
-        <w:rPr>
-          <w:spacing w:val="-40"/>
-        </w:rPr>
-        <w:t xml:space="preserve"> </w:t>
-      </w:r>
-      <w:r>
-        <w:rPr>
-          <w:rFonts w:ascii="Cambria" w:hAnsi="Cambria"/>
-        </w:rPr>
-        <w:t>{{</w:t>
-      </w:r>
-      <w:proofErr w:type="spellStart"/>
-      <w:r>
-        <w:rPr>
-          <w:rFonts w:ascii="Cambria" w:hAnsi="Cambria"/>
-        </w:rPr>
-        <w:t>today_month</w:t>
-      </w:r>
-      <w:proofErr w:type="spellEnd"/>
-      <w:r>
-        <w:rPr>
-          <w:rFonts w:ascii="Cambria" w:hAnsi="Cambria"/>
-        </w:rPr>
-        <w:t>}}</w:t>
+        <w:t>{{today_month}}</w:t>
       </w:r>
       <w:r>
         <w:rPr>
@@ -970,21 +836,7 @@
         <w:rPr>
           <w:rFonts w:ascii="Cambria" w:hAnsi="Cambria"/>
         </w:rPr>
-        <w:t>{{</w:t>
-      </w:r>
-      <w:proofErr w:type="spellStart"/>
-      <w:r>
-        <w:rPr>
-          <w:rFonts w:ascii="Cambria" w:hAnsi="Cambria"/>
-        </w:rPr>
-        <w:t>today_day</w:t>
-      </w:r>
-      <w:proofErr w:type="spellEnd"/>
-      <w:r>
-        <w:rPr>
-          <w:rFonts w:ascii="Cambria" w:hAnsi="Cambria"/>
-        </w:rPr>
-        <w:t>}}</w:t>
+        <w:t>{{today_day}}</w:t>
       </w:r>
       <w:r>
         <w:rPr>
@@ -1012,7 +864,7 @@
 </file>
 
 <file path=word/numbering.xml><?xml version="1.0" encoding="utf-8"?>
-<w:numbering xmlns:wpc="http://schemas.microsoft.com/office/word/2010/wordprocessingCanvas" xmlns:cx="http://schemas.microsoft.com/office/drawing/2014/chartex" xmlns:cx1="http://schemas.microsoft.com/office/drawing/2015/9/8/chartex" xmlns:cx2="http://schemas.microsoft.com/office/drawing/2015/10/21/chartex" xmlns:cx3="http://schemas.microsoft.com/office/drawing/2016/5/9/chartex" xmlns:cx4="http://schemas.microsoft.com/office/drawing/2016/5/10/chartex" xmlns:cx5="http://schemas.microsoft.com/office/drawing/2016/5/11/chartex" xmlns:cx6="http://schemas.microsoft.com/office/drawing/2016/5/12/chartex" xmlns:cx7="http://schemas.microsoft.com/office/drawing/2016/5/13/chartex" xmlns:cx8="http://schemas.microsoft.com/office/drawing/2016/5/14/chartex" xmlns:mc="http://schemas.openxmlformats.org/markup-compatibility/2006" xmlns:aink="http://schemas.microsoft.com/office/drawing/2016/ink" xmlns:am3d="http://schemas.microsoft.com/office/drawing/2017/model3d" xmlns:o="urn:schemas-microsoft-com:office:office" xmlns:r="http://schemas.openxmlformats.org/officeDocument/2006/relationships" xmlns:m="http://schemas.openxmlformats.org/officeDocument/2006/math" xmlns:v="urn:schemas-microsoft-com:vml" xmlns:wp14="http://schemas.microsoft.com/office/word/2010/wordprocessingDrawing" xmlns:wp="http://schemas.openxmlformats.org/drawingml/2006/wordprocessingDrawing" xmlns:w10="urn:schemas-microsoft-com:office:word" xmlns:w="http://schemas.openxmlformats.org/wordprocessingml/2006/main" xmlns:w14="http://schemas.microsoft.com/office/word/2010/wordml" xmlns:w15="http://schemas.microsoft.com/office/word/2012/wordml" xmlns:w16cex="http://schemas.microsoft.com/office/word/2018/wordml/cex" xmlns:w16cid="http://schemas.microsoft.com/office/word/2016/wordml/cid" xmlns:w16="http://schemas.microsoft.com/office/word/2018/wordml" xmlns:w16sdtdh="http://schemas.microsoft.com/office/word/2020/wordml/sdtdatahash" xmlns:w16se="http://schemas.microsoft.com/office/word/2015/wordml/symex" xmlns:wpg="http://schemas.microsoft.com/office/word/2010/wordprocessingGroup" xmlns:wpi="http://schemas.microsoft.com/office/word/2010/wordprocessingInk" xmlns:wne="http://schemas.microsoft.com/office/word/2006/wordml" xmlns:wps="http://schemas.microsoft.com/office/word/2010/wordprocessingShape" mc:Ignorable="w14 w15 w16se w16cid w16 w16cex w16sdtdh wp14">
+<w:numbering xmlns:wpc="http://schemas.microsoft.com/office/word/2010/wordprocessingCanvas" xmlns:cx="http://schemas.microsoft.com/office/drawing/2014/chartex" xmlns:cx1="http://schemas.microsoft.com/office/drawing/2015/9/8/chartex" xmlns:cx2="http://schemas.microsoft.com/office/drawing/2015/10/21/chartex" xmlns:cx3="http://schemas.microsoft.com/office/drawing/2016/5/9/chartex" xmlns:cx4="http://schemas.microsoft.com/office/drawing/2016/5/10/chartex" xmlns:cx5="http://schemas.microsoft.com/office/drawing/2016/5/11/chartex" xmlns:cx6="http://schemas.microsoft.com/office/drawing/2016/5/12/chartex" xmlns:cx7="http://schemas.microsoft.com/office/drawing/2016/5/13/chartex" xmlns:cx8="http://schemas.microsoft.com/office/drawing/2016/5/14/chartex" xmlns:mc="http://schemas.openxmlformats.org/markup-compatibility/2006" xmlns:aink="http://schemas.microsoft.com/office/drawing/2016/ink" xmlns:am3d="http://schemas.microsoft.com/office/drawing/2017/model3d" xmlns:o="urn:schemas-microsoft-com:office:office" xmlns:oel="http://schemas.microsoft.com/office/2019/extlst" xmlns:r="http://schemas.openxmlformats.org/officeDocument/2006/relationships" xmlns:m="http://schemas.openxmlformats.org/officeDocument/2006/math" xmlns:v="urn:schemas-microsoft-com:vml" xmlns:wp14="http://schemas.microsoft.com/office/word/2010/wordprocessingDrawing" xmlns:wp="http://schemas.openxmlformats.org/drawingml/2006/wordprocessingDrawing" xmlns:w10="urn:schemas-microsoft-com:office:word" xmlns:w="http://schemas.openxmlformats.org/wordprocessingml/2006/main" xmlns:w14="http://schemas.microsoft.com/office/word/2010/wordml" xmlns:w15="http://schemas.microsoft.com/office/word/2012/wordml" xmlns:w16cex="http://schemas.microsoft.com/office/word/2018/wordml/cex" xmlns:w16cid="http://schemas.microsoft.com/office/word/2016/wordml/cid" xmlns:w16="http://schemas.microsoft.com/office/word/2018/wordml" xmlns:w16du="http://schemas.microsoft.com/office/word/2023/wordml/word16du" xmlns:w16sdtdh="http://schemas.microsoft.com/office/word/2020/wordml/sdtdatahash" xmlns:w16sdtfl="http://schemas.microsoft.com/office/word/2024/wordml/sdtformatlock" xmlns:w16se="http://schemas.microsoft.com/office/word/2015/wordml/symex" xmlns:wpg="http://schemas.microsoft.com/office/word/2010/wordprocessingGroup" xmlns:wpi="http://schemas.microsoft.com/office/word/2010/wordprocessingInk" xmlns:wne="http://schemas.microsoft.com/office/word/2006/wordml" xmlns:wps="http://schemas.microsoft.com/office/word/2010/wordprocessingShape" mc:Ignorable="w14 w15 w16se w16cid w16 w16cex w16sdtdh w16sdtfl w16du wp14">
   <w:abstractNum w:abstractNumId="0" w15:restartNumberingAfterBreak="0">
     <w:nsid w:val="59666C7A"/>
     <w:multiLevelType w:val="hybridMultilevel"/>
@@ -1134,14 +986,14 @@
       </w:rPr>
     </w:lvl>
   </w:abstractNum>
-  <w:num w:numId="1">
+  <w:num w:numId="1" w16cid:durableId="251355648">
     <w:abstractNumId w:val="0"/>
   </w:num>
 </w:numbering>
 </file>
 
 <file path=word/styles.xml><?xml version="1.0" encoding="utf-8"?>
-<w:styles xmlns:mc="http://schemas.openxmlformats.org/markup-compatibility/2006" xmlns:r="http://schemas.openxmlformats.org/officeDocument/2006/relationships" xmlns:w="http://schemas.openxmlformats.org/wordprocessingml/2006/main" xmlns:w14="http://schemas.microsoft.com/office/word/2010/wordml" xmlns:w15="http://schemas.microsoft.com/office/word/2012/wordml" xmlns:w16cex="http://schemas.microsoft.com/office/word/2018/wordml/cex" xmlns:w16cid="http://schemas.microsoft.com/office/word/2016/wordml/cid" xmlns:w16="http://schemas.microsoft.com/office/word/2018/wordml" xmlns:w16sdtdh="http://schemas.microsoft.com/office/word/2020/wordml/sdtdatahash" xmlns:w16se="http://schemas.microsoft.com/office/word/2015/wordml/symex" mc:Ignorable="w14 w15 w16se w16cid w16 w16cex w16sdtdh">
+<w:styles xmlns:mc="http://schemas.openxmlformats.org/markup-compatibility/2006" xmlns:r="http://schemas.openxmlformats.org/officeDocument/2006/relationships" xmlns:w="http://schemas.openxmlformats.org/wordprocessingml/2006/main" xmlns:w14="http://schemas.microsoft.com/office/word/2010/wordml" xmlns:w15="http://schemas.microsoft.com/office/word/2012/wordml" xmlns:w16cex="http://schemas.microsoft.com/office/word/2018/wordml/cex" xmlns:w16cid="http://schemas.microsoft.com/office/word/2016/wordml/cid" xmlns:w16="http://schemas.microsoft.com/office/word/2018/wordml" xmlns:w16du="http://schemas.microsoft.com/office/word/2023/wordml/word16du" xmlns:w16sdtdh="http://schemas.microsoft.com/office/word/2020/wordml/sdtdatahash" xmlns:w16sdtfl="http://schemas.microsoft.com/office/word/2024/wordml/sdtformatlock" xmlns:w16se="http://schemas.microsoft.com/office/word/2015/wordml/symex" mc:Ignorable="w14 w15 w16se w16cid w16 w16cex w16sdtdh w16sdtfl w16du">
   <w:docDefaults>
     <w:rPrDefault>
       <w:rPr>

--- a/resources/Q_Template.docx
+++ b/resources/Q_Template.docx
@@ -275,7 +275,50 @@
         <w:rPr>
           <w:spacing w:val="-2"/>
         </w:rPr>
-        <w:t>…………000</w:t>
+        <w:t>…………</w:t>
+      </w:r>
+      <w:r>
+        <w:rPr>
+          <w:rFonts w:ascii="Cambria" w:hAnsi="Cambria"/>
+          <w:spacing w:val="-2"/>
+        </w:rPr>
+        <w:t>{{ “</w:t>
+      </w:r>
+      <w:r>
+        <w:rPr>
+          <w:spacing w:val="-2"/>
+        </w:rPr>
+        <w:t>000</w:t>
+      </w:r>
+      <w:r>
+        <w:rPr>
+          <w:spacing w:val="-2"/>
+        </w:rPr>
+        <w:t xml:space="preserve">” if q1 </w:t>
+      </w:r>
+      <w:r>
+        <w:rPr>
+          <w:spacing w:val="-2"/>
+        </w:rPr>
+        <w:t>== "</w:t>
+      </w:r>
+      <w:r>
+        <w:rPr>
+          <w:rFonts w:ascii="Segoe UI Symbol" w:hAnsi="Segoe UI Symbol" w:cs="Segoe UI Symbol"/>
+        </w:rPr>
+        <w:t>☑</w:t>
+      </w:r>
+      <w:r>
+        <w:rPr>
+          <w:spacing w:val="-2"/>
+        </w:rPr>
+        <w:t>" else ""</w:t>
+      </w:r>
+      <w:r>
+        <w:rPr>
+          <w:spacing w:val="-2"/>
+        </w:rPr>
+        <w:t>}}</w:t>
       </w:r>
       <w:r>
         <w:tab/>
@@ -326,7 +369,28 @@
         <w:rPr>
           <w:spacing w:val="-2"/>
         </w:rPr>
-        <w:t>……………180</w:t>
+        <w:t>……………</w:t>
+      </w:r>
+      <w:r>
+        <w:t>{{ visa_duration if q2Once</w:t>
+      </w:r>
+      <w:r>
+        <w:t xml:space="preserve"> </w:t>
+      </w:r>
+      <w:r>
+        <w:t>== "</w:t>
+      </w:r>
+      <w:r>
+        <w:rPr>
+          <w:rFonts w:ascii="Segoe UI Symbol" w:hAnsi="Segoe UI Symbol" w:cs="Segoe UI Symbol"/>
+        </w:rPr>
+        <w:t>☑</w:t>
+      </w:r>
+      <w:r>
+        <w:t>" else ""</w:t>
+      </w:r>
+      <w:r>
+        <w:t xml:space="preserve"> }}</w:t>
       </w:r>
       <w:r>
         <w:tab/>
@@ -346,9 +410,6 @@
           <w:tab w:val="left" w:leader="dot" w:pos="8225"/>
         </w:tabs>
         <w:ind w:left="2944"/>
-        <w:rPr>
-          <w:sz w:val="24"/>
-        </w:rPr>
       </w:pPr>
       <w:r>
         <w:rPr>
@@ -387,6 +448,33 @@
           <w:sz w:val="24"/>
         </w:rPr>
         <w:tab/>
+      </w:r>
+      <w:r>
+        <w:t xml:space="preserve">{{ visa_duration if </w:t>
+      </w:r>
+      <w:r>
+        <w:rPr>
+          <w:sz w:val="24"/>
+        </w:rPr>
+        <w:t>q2Twice</w:t>
+      </w:r>
+      <w:r>
+        <w:t xml:space="preserve"> </w:t>
+      </w:r>
+      <w:r>
+        <w:t>== "</w:t>
+      </w:r>
+      <w:r>
+        <w:rPr>
+          <w:rFonts w:ascii="Segoe UI Symbol" w:hAnsi="Segoe UI Symbol" w:cs="Segoe UI Symbol"/>
+        </w:rPr>
+        <w:t>☑</w:t>
+      </w:r>
+      <w:r>
+        <w:t>" else ""</w:t>
+      </w:r>
+      <w:r>
+        <w:t xml:space="preserve"> }}</w:t>
       </w:r>
       <w:r>
         <w:rPr>
@@ -404,9 +492,6 @@
           <w:tab w:val="left" w:leader="dot" w:pos="8225"/>
         </w:tabs>
         <w:ind w:left="2944"/>
-        <w:rPr>
-          <w:sz w:val="24"/>
-        </w:rPr>
       </w:pPr>
       <w:r>
         <w:rPr>
@@ -442,7 +527,46 @@
         <w:rPr>
           <w:sz w:val="24"/>
         </w:rPr>
-        <w:t>停留................天</w:t>
+        <w:t>停留.........</w:t>
+      </w:r>
+      <w:r>
+        <w:t xml:space="preserve"> </w:t>
+      </w:r>
+      <w:r>
+        <w:t xml:space="preserve">{{ visa_duration if </w:t>
+      </w:r>
+      <w:r>
+        <w:rPr>
+          <w:sz w:val="24"/>
+        </w:rPr>
+        <w:t>q2HalfYear</w:t>
+      </w:r>
+      <w:r>
+        <w:rPr>
+          <w:sz w:val="24"/>
+        </w:rPr>
+        <w:t xml:space="preserve"> </w:t>
+      </w:r>
+      <w:r>
+        <w:t>== "</w:t>
+      </w:r>
+      <w:r>
+        <w:rPr>
+          <w:rFonts w:ascii="Segoe UI Symbol" w:hAnsi="Segoe UI Symbol" w:cs="Segoe UI Symbol"/>
+        </w:rPr>
+        <w:t>☑</w:t>
+      </w:r>
+      <w:r>
+        <w:t>" else ""</w:t>
+      </w:r>
+      <w:r>
+        <w:t xml:space="preserve"> }}</w:t>
+      </w:r>
+      <w:r>
+        <w:rPr>
+          <w:sz w:val="24"/>
+        </w:rPr>
+        <w:t>.......天</w:t>
       </w:r>
     </w:p>
     <w:p>
@@ -454,9 +578,6 @@
         </w:tabs>
         <w:spacing w:before="292"/>
         <w:ind w:left="2700"/>
-        <w:rPr>
-          <w:sz w:val="24"/>
-        </w:rPr>
       </w:pPr>
       <w:r>
         <w:rPr>
@@ -511,7 +632,34 @@
           <w:spacing w:val="-2"/>
           <w:sz w:val="24"/>
         </w:rPr>
-        <w:t>………180</w:t>
+        <w:t>………</w:t>
+      </w:r>
+      <w:r>
+        <w:t xml:space="preserve">{{ visa_duration if </w:t>
+      </w:r>
+      <w:r>
+        <w:rPr>
+          <w:sz w:val="24"/>
+        </w:rPr>
+        <w:t>q2OneYear</w:t>
+      </w:r>
+      <w:r>
+        <w:t xml:space="preserve"> </w:t>
+      </w:r>
+      <w:r>
+        <w:t>== "</w:t>
+      </w:r>
+      <w:r>
+        <w:rPr>
+          <w:rFonts w:ascii="Segoe UI Symbol" w:hAnsi="Segoe UI Symbol" w:cs="Segoe UI Symbol"/>
+        </w:rPr>
+        <w:t>☑</w:t>
+      </w:r>
+      <w:r>
+        <w:t>" else ""</w:t>
+      </w:r>
+      <w:r>
+        <w:t xml:space="preserve"> }}</w:t>
       </w:r>
       <w:r>
         <w:rPr>
@@ -719,6 +867,7 @@
         <w:jc w:val="right"/>
       </w:pPr>
       <w:r>
+        <w:lastRenderedPageBreak/>
         <w:t>邀请人：..</w:t>
       </w:r>
       <w:r>

--- a/resources/Q_Template.docx
+++ b/resources/Q_Template.docx
@@ -1,6 +1,6 @@
 
 <file path=word/document.xml><?xml version="1.0" encoding="utf-8"?>
-<w:document xmlns:wpc="http://schemas.microsoft.com/office/word/2010/wordprocessingCanvas" xmlns:cx="http://schemas.microsoft.com/office/drawing/2014/chartex" xmlns:cx1="http://schemas.microsoft.com/office/drawing/2015/9/8/chartex" xmlns:cx2="http://schemas.microsoft.com/office/drawing/2015/10/21/chartex" xmlns:cx3="http://schemas.microsoft.com/office/drawing/2016/5/9/chartex" xmlns:cx4="http://schemas.microsoft.com/office/drawing/2016/5/10/chartex" xmlns:cx5="http://schemas.microsoft.com/office/drawing/2016/5/11/chartex" xmlns:cx6="http://schemas.microsoft.com/office/drawing/2016/5/12/chartex" xmlns:cx7="http://schemas.microsoft.com/office/drawing/2016/5/13/chartex" xmlns:cx8="http://schemas.microsoft.com/office/drawing/2016/5/14/chartex" xmlns:mc="http://schemas.openxmlformats.org/markup-compatibility/2006" xmlns:aink="http://schemas.microsoft.com/office/drawing/2016/ink" xmlns:am3d="http://schemas.microsoft.com/office/drawing/2017/model3d" xmlns:o="urn:schemas-microsoft-com:office:office" xmlns:r="http://schemas.openxmlformats.org/officeDocument/2006/relationships" xmlns:m="http://schemas.openxmlformats.org/officeDocument/2006/math" xmlns:v="urn:schemas-microsoft-com:vml" xmlns:wp14="http://schemas.microsoft.com/office/word/2010/wordprocessingDrawing" xmlns:wp="http://schemas.openxmlformats.org/drawingml/2006/wordprocessingDrawing" xmlns:w10="urn:schemas-microsoft-com:office:word" xmlns:w="http://schemas.openxmlformats.org/wordprocessingml/2006/main" xmlns:w14="http://schemas.microsoft.com/office/word/2010/wordml" xmlns:w15="http://schemas.microsoft.com/office/word/2012/wordml" xmlns:w16cex="http://schemas.microsoft.com/office/word/2018/wordml/cex" xmlns:w16cid="http://schemas.microsoft.com/office/word/2016/wordml/cid" xmlns:w16="http://schemas.microsoft.com/office/word/2018/wordml" xmlns:w16sdtdh="http://schemas.microsoft.com/office/word/2020/wordml/sdtdatahash" xmlns:w16se="http://schemas.microsoft.com/office/word/2015/wordml/symex" xmlns:wpg="http://schemas.microsoft.com/office/word/2010/wordprocessingGroup" xmlns:wpi="http://schemas.microsoft.com/office/word/2010/wordprocessingInk" xmlns:wne="http://schemas.microsoft.com/office/word/2006/wordml" xmlns:wps="http://schemas.microsoft.com/office/word/2010/wordprocessingShape" mc:Ignorable="w14 w15 w16se w16cid w16 w16cex w16sdtdh wp14">
+<w:document xmlns:wpc="http://schemas.microsoft.com/office/word/2010/wordprocessingCanvas" xmlns:cx="http://schemas.microsoft.com/office/drawing/2014/chartex" xmlns:cx1="http://schemas.microsoft.com/office/drawing/2015/9/8/chartex" xmlns:cx2="http://schemas.microsoft.com/office/drawing/2015/10/21/chartex" xmlns:cx3="http://schemas.microsoft.com/office/drawing/2016/5/9/chartex" xmlns:cx4="http://schemas.microsoft.com/office/drawing/2016/5/10/chartex" xmlns:cx5="http://schemas.microsoft.com/office/drawing/2016/5/11/chartex" xmlns:cx6="http://schemas.microsoft.com/office/drawing/2016/5/12/chartex" xmlns:cx7="http://schemas.microsoft.com/office/drawing/2016/5/13/chartex" xmlns:cx8="http://schemas.microsoft.com/office/drawing/2016/5/14/chartex" xmlns:mc="http://schemas.openxmlformats.org/markup-compatibility/2006" xmlns:aink="http://schemas.microsoft.com/office/drawing/2016/ink" xmlns:am3d="http://schemas.microsoft.com/office/drawing/2017/model3d" xmlns:o="urn:schemas-microsoft-com:office:office" xmlns:oel="http://schemas.microsoft.com/office/2019/extlst" xmlns:r="http://schemas.openxmlformats.org/officeDocument/2006/relationships" xmlns:m="http://schemas.openxmlformats.org/officeDocument/2006/math" xmlns:v="urn:schemas-microsoft-com:vml" xmlns:wp14="http://schemas.microsoft.com/office/word/2010/wordprocessingDrawing" xmlns:wp="http://schemas.openxmlformats.org/drawingml/2006/wordprocessingDrawing" xmlns:w10="urn:schemas-microsoft-com:office:word" xmlns:w="http://schemas.openxmlformats.org/wordprocessingml/2006/main" xmlns:w14="http://schemas.microsoft.com/office/word/2010/wordml" xmlns:w15="http://schemas.microsoft.com/office/word/2012/wordml" xmlns:w16cex="http://schemas.microsoft.com/office/word/2018/wordml/cex" xmlns:w16cid="http://schemas.microsoft.com/office/word/2016/wordml/cid" xmlns:w16="http://schemas.microsoft.com/office/word/2018/wordml" xmlns:w16du="http://schemas.microsoft.com/office/word/2023/wordml/word16du" xmlns:w16sdtdh="http://schemas.microsoft.com/office/word/2020/wordml/sdtdatahash" xmlns:w16sdtfl="http://schemas.microsoft.com/office/word/2024/wordml/sdtformatlock" xmlns:w16se="http://schemas.microsoft.com/office/word/2015/wordml/symex" xmlns:wpg="http://schemas.microsoft.com/office/word/2010/wordprocessingGroup" xmlns:wpi="http://schemas.microsoft.com/office/word/2010/wordprocessingInk" xmlns:wne="http://schemas.microsoft.com/office/word/2006/wordml" xmlns:wps="http://schemas.microsoft.com/office/word/2010/wordprocessingShape" mc:Ignorable="w14 w15 w16se w16cid w16 w16cex w16sdtdh w16sdtfl w16du wp14">
   <w:body>
     <w:p>
       <w:pPr>
@@ -1053,15 +1053,15 @@
         <w:t>…</w:t>
       </w:r>
       <w:r>
-        <w:t>{</w:t>
+        <w:t xml:space="preserve">{{ </w:t>
+      </w:r>
+      <w:proofErr w:type="spellStart"/>
+      <w:r>
+        <w:t>visa</w:t>
       </w:r>
       <w:proofErr w:type="gramEnd"/>
       <w:r>
-        <w:t xml:space="preserve">{ </w:t>
-      </w:r>
-      <w:proofErr w:type="spellStart"/>
-      <w:r>
-        <w:t>visa_duration</w:t>
+        <w:t>_duration</w:t>
       </w:r>
       <w:proofErr w:type="spellEnd"/>
       <w:r>
@@ -1086,7 +1086,11 @@
         <w:t>☑</w:t>
       </w:r>
       <w:r>
-        <w:t>" else ""</w:t>
+        <w:t>" else "</w:t>
+      </w:r>
+      <w:proofErr w:type="gramStart"/>
+      <w:r>
+        <w:t>"</w:t>
       </w:r>
       <w:r>
         <w:t xml:space="preserve"> }}</w:t>
@@ -1098,7 +1102,17 @@
           <w:sz w:val="24"/>
           <w:szCs w:val="24"/>
         </w:rPr>
-        <w:t>…………天</w:t>
+        <w:t>…</w:t>
+      </w:r>
+      <w:proofErr w:type="gramEnd"/>
+      <w:r>
+        <w:rPr>
+          <w:rFonts w:ascii="SimSun" w:eastAsia="SimSun" w:hAnsi="SimSun"/>
+          <w:color w:val="000000"/>
+          <w:sz w:val="24"/>
+          <w:szCs w:val="24"/>
+        </w:rPr>
+        <w:t>………天</w:t>
       </w:r>
     </w:p>
     <w:p>
@@ -1192,15 +1206,15 @@
         <w:t>…</w:t>
       </w:r>
       <w:r>
-        <w:t>{</w:t>
+        <w:t xml:space="preserve">{{ </w:t>
+      </w:r>
+      <w:proofErr w:type="spellStart"/>
+      <w:r>
+        <w:t>visa</w:t>
       </w:r>
       <w:proofErr w:type="gramEnd"/>
       <w:r>
-        <w:t xml:space="preserve">{ </w:t>
-      </w:r>
-      <w:proofErr w:type="spellStart"/>
-      <w:r>
-        <w:t>visa_duration</w:t>
+        <w:t>_duration</w:t>
       </w:r>
       <w:proofErr w:type="spellEnd"/>
       <w:r>
@@ -1228,7 +1242,11 @@
         <w:t>☑</w:t>
       </w:r>
       <w:r>
-        <w:t>" else ""</w:t>
+        <w:t>" else "</w:t>
+      </w:r>
+      <w:proofErr w:type="gramStart"/>
+      <w:r>
+        <w:t>"</w:t>
       </w:r>
       <w:r>
         <w:t xml:space="preserve"> }}</w:t>
@@ -1240,7 +1258,17 @@
           <w:sz w:val="24"/>
           <w:szCs w:val="24"/>
         </w:rPr>
-        <w:t>…………天</w:t>
+        <w:t>…</w:t>
+      </w:r>
+      <w:proofErr w:type="gramEnd"/>
+      <w:r>
+        <w:rPr>
+          <w:rFonts w:ascii="SimSun" w:eastAsia="SimSun" w:hAnsi="SimSun"/>
+          <w:color w:val="000000"/>
+          <w:sz w:val="24"/>
+          <w:szCs w:val="24"/>
+        </w:rPr>
+        <w:t>………天</w:t>
       </w:r>
     </w:p>
     <w:p>
@@ -1334,15 +1362,15 @@
         <w:t>…</w:t>
       </w:r>
       <w:r>
-        <w:t>{</w:t>
+        <w:t xml:space="preserve">{{ </w:t>
+      </w:r>
+      <w:proofErr w:type="spellStart"/>
+      <w:r>
+        <w:t>visa</w:t>
       </w:r>
       <w:proofErr w:type="gramEnd"/>
       <w:r>
-        <w:t xml:space="preserve">{ </w:t>
-      </w:r>
-      <w:proofErr w:type="spellStart"/>
-      <w:r>
-        <w:t>visa_duration</w:t>
+        <w:t>_duration</w:t>
       </w:r>
       <w:proofErr w:type="spellEnd"/>
       <w:r>
@@ -1367,7 +1395,11 @@
         <w:t>☑</w:t>
       </w:r>
       <w:r>
-        <w:t>" else ""</w:t>
+        <w:t>" else "</w:t>
+      </w:r>
+      <w:proofErr w:type="gramStart"/>
+      <w:r>
+        <w:t>"</w:t>
       </w:r>
       <w:r>
         <w:t xml:space="preserve"> }}</w:t>
@@ -1379,7 +1411,17 @@
           <w:sz w:val="24"/>
           <w:szCs w:val="24"/>
         </w:rPr>
-        <w:t>……</w:t>
+        <w:t>…</w:t>
+      </w:r>
+      <w:proofErr w:type="gramEnd"/>
+      <w:r>
+        <w:rPr>
+          <w:rFonts w:ascii="SimSun" w:eastAsia="SimSun" w:hAnsi="SimSun"/>
+          <w:color w:val="000000"/>
+          <w:sz w:val="24"/>
+          <w:szCs w:val="24"/>
+        </w:rPr>
+        <w:t>…</w:t>
       </w:r>
       <w:r>
         <w:rPr>
@@ -1568,10 +1610,7 @@
       </w:r>
       <w:proofErr w:type="spellEnd"/>
       <w:r>
-        <w:t>}}</w:t>
-      </w:r>
-      <w:r>
-        <w:t xml:space="preserve"> </w:t>
+        <w:t xml:space="preserve">}} </w:t>
       </w:r>
       <w:r>
         <w:rPr>
@@ -1666,16 +1705,37 @@
       </w:pPr>
       <w:r>
         <w:rPr>
+          <w:rFonts w:ascii="SimSun" w:eastAsia="SimSun" w:hAnsi="SimSun"/>
+          <w:color w:val="000000"/>
+          <w:sz w:val="24"/>
+          <w:szCs w:val="24"/>
+        </w:rPr>
+        <w:t>本人对上述邀请事项真实性负责，并承诺督促被邀请人入境后遵守中国法律以及按时离境。</w:t>
+      </w:r>
+    </w:p>
+    <w:p>
+      <w:pPr>
+        <w:spacing w:before="100" w:beforeAutospacing="1" w:after="100" w:afterAutospacing="1" w:line="320" w:lineRule="exact"/>
+        <w:jc w:val="both"/>
+        <w:rPr>
+          <w:rFonts w:ascii="SimSun" w:eastAsia="SimSun" w:hAnsi="SimSun"/>
+          <w:color w:val="000000"/>
+          <w:sz w:val="24"/>
+          <w:szCs w:val="24"/>
+        </w:rPr>
+      </w:pPr>
+      <w:r>
+        <w:rPr>
           <w:noProof/>
         </w:rPr>
         <w:drawing>
-          <wp:anchor distT="0" distB="0" distL="0" distR="0" simplePos="0" relativeHeight="251660288" behindDoc="1" locked="0" layoutInCell="1" allowOverlap="1" wp14:anchorId="46811829" wp14:editId="113E7CDE">
+          <wp:anchor distT="0" distB="0" distL="0" distR="0" simplePos="0" relativeHeight="251660288" behindDoc="1" locked="0" layoutInCell="1" allowOverlap="1" wp14:anchorId="46811829" wp14:editId="4B145AEE">
             <wp:simplePos x="0" y="0"/>
             <wp:positionH relativeFrom="page">
-              <wp:posOffset>4719320</wp:posOffset>
+              <wp:posOffset>4728845</wp:posOffset>
             </wp:positionH>
             <wp:positionV relativeFrom="paragraph">
-              <wp:posOffset>291465</wp:posOffset>
+              <wp:posOffset>5715</wp:posOffset>
             </wp:positionV>
             <wp:extent cx="1771650" cy="693420"/>
             <wp:effectExtent l="0" t="0" r="0" b="0"/>
@@ -1724,27 +1784,6 @@
           </wp:anchor>
         </w:drawing>
       </w:r>
-      <w:r>
-        <w:rPr>
-          <w:rFonts w:ascii="SimSun" w:eastAsia="SimSun" w:hAnsi="SimSun"/>
-          <w:color w:val="000000"/>
-          <w:sz w:val="24"/>
-          <w:szCs w:val="24"/>
-        </w:rPr>
-        <w:t>本人对上述邀请事项真实性负责，并承诺督促被邀请人入境后遵守中国法律以及按时离境。</w:t>
-      </w:r>
-    </w:p>
-    <w:p>
-      <w:pPr>
-        <w:spacing w:before="100" w:beforeAutospacing="1" w:after="100" w:afterAutospacing="1" w:line="320" w:lineRule="exact"/>
-        <w:jc w:val="both"/>
-        <w:rPr>
-          <w:rFonts w:ascii="SimSun" w:eastAsia="SimSun" w:hAnsi="SimSun" w:hint="eastAsia"/>
-          <w:color w:val="000000"/>
-          <w:sz w:val="24"/>
-          <w:szCs w:val="24"/>
-        </w:rPr>
-      </w:pPr>
     </w:p>
     <w:p>
       <w:pPr>
@@ -2106,7 +2145,7 @@
 </file>
 
 <file path=word/endnotes.xml><?xml version="1.0" encoding="utf-8"?>
-<w:endnotes xmlns:wpc="http://schemas.microsoft.com/office/word/2010/wordprocessingCanvas" xmlns:cx="http://schemas.microsoft.com/office/drawing/2014/chartex" xmlns:cx1="http://schemas.microsoft.com/office/drawing/2015/9/8/chartex" xmlns:cx2="http://schemas.microsoft.com/office/drawing/2015/10/21/chartex" xmlns:cx3="http://schemas.microsoft.com/office/drawing/2016/5/9/chartex" xmlns:cx4="http://schemas.microsoft.com/office/drawing/2016/5/10/chartex" xmlns:cx5="http://schemas.microsoft.com/office/drawing/2016/5/11/chartex" xmlns:cx6="http://schemas.microsoft.com/office/drawing/2016/5/12/chartex" xmlns:cx7="http://schemas.microsoft.com/office/drawing/2016/5/13/chartex" xmlns:cx8="http://schemas.microsoft.com/office/drawing/2016/5/14/chartex" xmlns:mc="http://schemas.openxmlformats.org/markup-compatibility/2006" xmlns:aink="http://schemas.microsoft.com/office/drawing/2016/ink" xmlns:am3d="http://schemas.microsoft.com/office/drawing/2017/model3d" xmlns:o="urn:schemas-microsoft-com:office:office" xmlns:r="http://schemas.openxmlformats.org/officeDocument/2006/relationships" xmlns:m="http://schemas.openxmlformats.org/officeDocument/2006/math" xmlns:v="urn:schemas-microsoft-com:vml" xmlns:wp14="http://schemas.microsoft.com/office/word/2010/wordprocessingDrawing" xmlns:wp="http://schemas.openxmlformats.org/drawingml/2006/wordprocessingDrawing" xmlns:w10="urn:schemas-microsoft-com:office:word" xmlns:w="http://schemas.openxmlformats.org/wordprocessingml/2006/main" xmlns:w14="http://schemas.microsoft.com/office/word/2010/wordml" xmlns:w15="http://schemas.microsoft.com/office/word/2012/wordml" xmlns:w16cex="http://schemas.microsoft.com/office/word/2018/wordml/cex" xmlns:w16cid="http://schemas.microsoft.com/office/word/2016/wordml/cid" xmlns:w16="http://schemas.microsoft.com/office/word/2018/wordml" xmlns:w16sdtdh="http://schemas.microsoft.com/office/word/2020/wordml/sdtdatahash" xmlns:w16se="http://schemas.microsoft.com/office/word/2015/wordml/symex" xmlns:wpg="http://schemas.microsoft.com/office/word/2010/wordprocessingGroup" xmlns:wpi="http://schemas.microsoft.com/office/word/2010/wordprocessingInk" xmlns:wne="http://schemas.microsoft.com/office/word/2006/wordml" xmlns:wps="http://schemas.microsoft.com/office/word/2010/wordprocessingShape" mc:Ignorable="w14 w15 w16se w16cid w16 w16cex w16sdtdh wp14">
+<w:endnotes xmlns:wpc="http://schemas.microsoft.com/office/word/2010/wordprocessingCanvas" xmlns:cx="http://schemas.microsoft.com/office/drawing/2014/chartex" xmlns:cx1="http://schemas.microsoft.com/office/drawing/2015/9/8/chartex" xmlns:cx2="http://schemas.microsoft.com/office/drawing/2015/10/21/chartex" xmlns:cx3="http://schemas.microsoft.com/office/drawing/2016/5/9/chartex" xmlns:cx4="http://schemas.microsoft.com/office/drawing/2016/5/10/chartex" xmlns:cx5="http://schemas.microsoft.com/office/drawing/2016/5/11/chartex" xmlns:cx6="http://schemas.microsoft.com/office/drawing/2016/5/12/chartex" xmlns:cx7="http://schemas.microsoft.com/office/drawing/2016/5/13/chartex" xmlns:cx8="http://schemas.microsoft.com/office/drawing/2016/5/14/chartex" xmlns:mc="http://schemas.openxmlformats.org/markup-compatibility/2006" xmlns:aink="http://schemas.microsoft.com/office/drawing/2016/ink" xmlns:am3d="http://schemas.microsoft.com/office/drawing/2017/model3d" xmlns:o="urn:schemas-microsoft-com:office:office" xmlns:oel="http://schemas.microsoft.com/office/2019/extlst" xmlns:r="http://schemas.openxmlformats.org/officeDocument/2006/relationships" xmlns:m="http://schemas.openxmlformats.org/officeDocument/2006/math" xmlns:v="urn:schemas-microsoft-com:vml" xmlns:wp14="http://schemas.microsoft.com/office/word/2010/wordprocessingDrawing" xmlns:wp="http://schemas.openxmlformats.org/drawingml/2006/wordprocessingDrawing" xmlns:w10="urn:schemas-microsoft-com:office:word" xmlns:w="http://schemas.openxmlformats.org/wordprocessingml/2006/main" xmlns:w14="http://schemas.microsoft.com/office/word/2010/wordml" xmlns:w15="http://schemas.microsoft.com/office/word/2012/wordml" xmlns:w16cex="http://schemas.microsoft.com/office/word/2018/wordml/cex" xmlns:w16cid="http://schemas.microsoft.com/office/word/2016/wordml/cid" xmlns:w16="http://schemas.microsoft.com/office/word/2018/wordml" xmlns:w16du="http://schemas.microsoft.com/office/word/2023/wordml/word16du" xmlns:w16sdtdh="http://schemas.microsoft.com/office/word/2020/wordml/sdtdatahash" xmlns:w16sdtfl="http://schemas.microsoft.com/office/word/2024/wordml/sdtformatlock" xmlns:w16se="http://schemas.microsoft.com/office/word/2015/wordml/symex" xmlns:wpg="http://schemas.microsoft.com/office/word/2010/wordprocessingGroup" xmlns:wpi="http://schemas.microsoft.com/office/word/2010/wordprocessingInk" xmlns:wne="http://schemas.microsoft.com/office/word/2006/wordml" xmlns:wps="http://schemas.microsoft.com/office/word/2010/wordprocessingShape" mc:Ignorable="w14 w15 w16se w16cid w16 w16cex w16sdtdh w16sdtfl w16du wp14">
   <w:endnote w:type="separator" w:id="-1">
     <w:p>
       <w:pPr>
@@ -2131,7 +2170,7 @@
 </file>
 
 <file path=word/footnotes.xml><?xml version="1.0" encoding="utf-8"?>
-<w:footnotes xmlns:wpc="http://schemas.microsoft.com/office/word/2010/wordprocessingCanvas" xmlns:cx="http://schemas.microsoft.com/office/drawing/2014/chartex" xmlns:cx1="http://schemas.microsoft.com/office/drawing/2015/9/8/chartex" xmlns:cx2="http://schemas.microsoft.com/office/drawing/2015/10/21/chartex" xmlns:cx3="http://schemas.microsoft.com/office/drawing/2016/5/9/chartex" xmlns:cx4="http://schemas.microsoft.com/office/drawing/2016/5/10/chartex" xmlns:cx5="http://schemas.microsoft.com/office/drawing/2016/5/11/chartex" xmlns:cx6="http://schemas.microsoft.com/office/drawing/2016/5/12/chartex" xmlns:cx7="http://schemas.microsoft.com/office/drawing/2016/5/13/chartex" xmlns:cx8="http://schemas.microsoft.com/office/drawing/2016/5/14/chartex" xmlns:mc="http://schemas.openxmlformats.org/markup-compatibility/2006" xmlns:aink="http://schemas.microsoft.com/office/drawing/2016/ink" xmlns:am3d="http://schemas.microsoft.com/office/drawing/2017/model3d" xmlns:o="urn:schemas-microsoft-com:office:office" xmlns:r="http://schemas.openxmlformats.org/officeDocument/2006/relationships" xmlns:m="http://schemas.openxmlformats.org/officeDocument/2006/math" xmlns:v="urn:schemas-microsoft-com:vml" xmlns:wp14="http://schemas.microsoft.com/office/word/2010/wordprocessingDrawing" xmlns:wp="http://schemas.openxmlformats.org/drawingml/2006/wordprocessingDrawing" xmlns:w10="urn:schemas-microsoft-com:office:word" xmlns:w="http://schemas.openxmlformats.org/wordprocessingml/2006/main" xmlns:w14="http://schemas.microsoft.com/office/word/2010/wordml" xmlns:w15="http://schemas.microsoft.com/office/word/2012/wordml" xmlns:w16cex="http://schemas.microsoft.com/office/word/2018/wordml/cex" xmlns:w16cid="http://schemas.microsoft.com/office/word/2016/wordml/cid" xmlns:w16="http://schemas.microsoft.com/office/word/2018/wordml" xmlns:w16sdtdh="http://schemas.microsoft.com/office/word/2020/wordml/sdtdatahash" xmlns:w16se="http://schemas.microsoft.com/office/word/2015/wordml/symex" xmlns:wpg="http://schemas.microsoft.com/office/word/2010/wordprocessingGroup" xmlns:wpi="http://schemas.microsoft.com/office/word/2010/wordprocessingInk" xmlns:wne="http://schemas.microsoft.com/office/word/2006/wordml" xmlns:wps="http://schemas.microsoft.com/office/word/2010/wordprocessingShape" mc:Ignorable="w14 w15 w16se w16cid w16 w16cex w16sdtdh wp14">
+<w:footnotes xmlns:wpc="http://schemas.microsoft.com/office/word/2010/wordprocessingCanvas" xmlns:cx="http://schemas.microsoft.com/office/drawing/2014/chartex" xmlns:cx1="http://schemas.microsoft.com/office/drawing/2015/9/8/chartex" xmlns:cx2="http://schemas.microsoft.com/office/drawing/2015/10/21/chartex" xmlns:cx3="http://schemas.microsoft.com/office/drawing/2016/5/9/chartex" xmlns:cx4="http://schemas.microsoft.com/office/drawing/2016/5/10/chartex" xmlns:cx5="http://schemas.microsoft.com/office/drawing/2016/5/11/chartex" xmlns:cx6="http://schemas.microsoft.com/office/drawing/2016/5/12/chartex" xmlns:cx7="http://schemas.microsoft.com/office/drawing/2016/5/13/chartex" xmlns:cx8="http://schemas.microsoft.com/office/drawing/2016/5/14/chartex" xmlns:mc="http://schemas.openxmlformats.org/markup-compatibility/2006" xmlns:aink="http://schemas.microsoft.com/office/drawing/2016/ink" xmlns:am3d="http://schemas.microsoft.com/office/drawing/2017/model3d" xmlns:o="urn:schemas-microsoft-com:office:office" xmlns:oel="http://schemas.microsoft.com/office/2019/extlst" xmlns:r="http://schemas.openxmlformats.org/officeDocument/2006/relationships" xmlns:m="http://schemas.openxmlformats.org/officeDocument/2006/math" xmlns:v="urn:schemas-microsoft-com:vml" xmlns:wp14="http://schemas.microsoft.com/office/word/2010/wordprocessingDrawing" xmlns:wp="http://schemas.openxmlformats.org/drawingml/2006/wordprocessingDrawing" xmlns:w10="urn:schemas-microsoft-com:office:word" xmlns:w="http://schemas.openxmlformats.org/wordprocessingml/2006/main" xmlns:w14="http://schemas.microsoft.com/office/word/2010/wordml" xmlns:w15="http://schemas.microsoft.com/office/word/2012/wordml" xmlns:w16cex="http://schemas.microsoft.com/office/word/2018/wordml/cex" xmlns:w16cid="http://schemas.microsoft.com/office/word/2016/wordml/cid" xmlns:w16="http://schemas.microsoft.com/office/word/2018/wordml" xmlns:w16du="http://schemas.microsoft.com/office/word/2023/wordml/word16du" xmlns:w16sdtdh="http://schemas.microsoft.com/office/word/2020/wordml/sdtdatahash" xmlns:w16sdtfl="http://schemas.microsoft.com/office/word/2024/wordml/sdtformatlock" xmlns:w16se="http://schemas.microsoft.com/office/word/2015/wordml/symex" xmlns:wpg="http://schemas.microsoft.com/office/word/2010/wordprocessingGroup" xmlns:wpi="http://schemas.microsoft.com/office/word/2010/wordprocessingInk" xmlns:wne="http://schemas.microsoft.com/office/word/2006/wordml" xmlns:wps="http://schemas.microsoft.com/office/word/2010/wordprocessingShape" mc:Ignorable="w14 w15 w16se w16cid w16 w16cex w16sdtdh w16sdtfl w16du wp14">
   <w:footnote w:type="separator" w:id="-1">
     <w:p>
       <w:pPr>
@@ -2156,7 +2195,7 @@
 </file>
 
 <file path=word/styles.xml><?xml version="1.0" encoding="utf-8"?>
-<w:styles xmlns:mc="http://schemas.openxmlformats.org/markup-compatibility/2006" xmlns:r="http://schemas.openxmlformats.org/officeDocument/2006/relationships" xmlns:w="http://schemas.openxmlformats.org/wordprocessingml/2006/main" xmlns:w14="http://schemas.microsoft.com/office/word/2010/wordml" xmlns:w15="http://schemas.microsoft.com/office/word/2012/wordml" xmlns:w16cex="http://schemas.microsoft.com/office/word/2018/wordml/cex" xmlns:w16cid="http://schemas.microsoft.com/office/word/2016/wordml/cid" xmlns:w16="http://schemas.microsoft.com/office/word/2018/wordml" xmlns:w16sdtdh="http://schemas.microsoft.com/office/word/2020/wordml/sdtdatahash" xmlns:w16se="http://schemas.microsoft.com/office/word/2015/wordml/symex" mc:Ignorable="w14 w15 w16se w16cid w16 w16cex w16sdtdh">
+<w:styles xmlns:mc="http://schemas.openxmlformats.org/markup-compatibility/2006" xmlns:r="http://schemas.openxmlformats.org/officeDocument/2006/relationships" xmlns:w="http://schemas.openxmlformats.org/wordprocessingml/2006/main" xmlns:w14="http://schemas.microsoft.com/office/word/2010/wordml" xmlns:w15="http://schemas.microsoft.com/office/word/2012/wordml" xmlns:w16cex="http://schemas.microsoft.com/office/word/2018/wordml/cex" xmlns:w16cid="http://schemas.microsoft.com/office/word/2016/wordml/cid" xmlns:w16="http://schemas.microsoft.com/office/word/2018/wordml" xmlns:w16du="http://schemas.microsoft.com/office/word/2023/wordml/word16du" xmlns:w16sdtdh="http://schemas.microsoft.com/office/word/2020/wordml/sdtdatahash" xmlns:w16sdtfl="http://schemas.microsoft.com/office/word/2024/wordml/sdtformatlock" xmlns:w16se="http://schemas.microsoft.com/office/word/2015/wordml/symex" mc:Ignorable="w14 w15 w16se w16cid w16 w16cex w16sdtdh w16sdtfl w16du">
   <w:docDefaults>
     <w:rPrDefault>
       <w:rPr>

--- a/resources/Q_Template.docx
+++ b/resources/Q_Template.docx
@@ -70,11 +70,7 @@
         <w:tab/>
       </w:r>
       <w:r>
-        <w:t>{{</w:t>
-      </w:r>
-      <w:proofErr w:type="spellStart"/>
-      <w:r>
-        <w:t>invit</w:t>
+        <w:t>{{invit</w:t>
       </w:r>
       <w:r>
         <w:rPr>
@@ -82,7 +78,6 @@
         </w:rPr>
         <w:t>erName</w:t>
       </w:r>
-      <w:proofErr w:type="spellEnd"/>
       <w:r>
         <w:t>}}</w:t>
       </w:r>
@@ -179,7 +174,6 @@
         </w:rPr>
         <w:t>{{</w:t>
       </w:r>
-      <w:proofErr w:type="spellStart"/>
       <w:r>
         <w:rPr>
           <w:rFonts w:ascii="Cambria" w:hAnsi="Cambria"/>
@@ -188,7 +182,6 @@
         </w:rPr>
         <w:t>inviterIdCard</w:t>
       </w:r>
-      <w:proofErr w:type="spellEnd"/>
       <w:r>
         <w:rPr>
           <w:rFonts w:ascii="Cambria" w:hAnsi="Cambria"/>
@@ -244,7 +237,6 @@
         </w:rPr>
         <w:t>{{</w:t>
       </w:r>
-      <w:proofErr w:type="spellStart"/>
       <w:r>
         <w:rPr>
           <w:rFonts w:ascii="Cambria" w:hAnsi="Cambria"/>
@@ -259,16 +251,7 @@
           <w:color w:val="000000"/>
           <w:spacing w:val="-2"/>
         </w:rPr>
-        <w:t>Phone</w:t>
-      </w:r>
-      <w:proofErr w:type="spellEnd"/>
-      <w:r>
-        <w:rPr>
-          <w:rFonts w:ascii="Cambria" w:hAnsi="Cambria"/>
-          <w:color w:val="000000"/>
-          <w:spacing w:val="-2"/>
-        </w:rPr>
-        <w:t>}}</w:t>
+        <w:t>Phone}}</w:t>
       </w:r>
     </w:p>
     <w:p>
@@ -300,7 +283,6 @@
         </w:rPr>
         <w:t>{{</w:t>
       </w:r>
-      <w:proofErr w:type="spellStart"/>
       <w:r>
         <w:rPr>
           <w:rFonts w:ascii="Cambria" w:hAnsi="Cambria"/>
@@ -308,7 +290,6 @@
         </w:rPr>
         <w:t>inviterAddress</w:t>
       </w:r>
-      <w:proofErr w:type="spellEnd"/>
       <w:r>
         <w:rPr>
           <w:rFonts w:ascii="Cambria" w:hAnsi="Cambria"/>
@@ -380,15 +361,7 @@
         <w:t>父母、</w:t>
       </w:r>
       <w:r>
-        <w:t>{{</w:t>
-      </w:r>
-      <w:proofErr w:type="spellStart"/>
-      <w:r>
-        <w:t>spouseParents</w:t>
-      </w:r>
-      <w:proofErr w:type="spellEnd"/>
-      <w:r>
-        <w:t>}}</w:t>
+        <w:t>{{spouseParents}}</w:t>
       </w:r>
       <w:r>
         <w:rPr>
@@ -451,15 +424,7 @@
         <w:t>兄弟姐妹、</w:t>
       </w:r>
       <w:r>
-        <w:t>{{</w:t>
-      </w:r>
-      <w:proofErr w:type="spellStart"/>
-      <w:r>
-        <w:t>paternalGrandparents</w:t>
-      </w:r>
-      <w:proofErr w:type="spellEnd"/>
-      <w:r>
-        <w:t>}}</w:t>
+        <w:t>{{paternalGrandparents}}</w:t>
       </w:r>
       <w:r>
         <w:rPr>
@@ -480,15 +445,7 @@
         <w:t>祖父母、</w:t>
       </w:r>
       <w:r>
-        <w:t>{{</w:t>
-      </w:r>
-      <w:proofErr w:type="spellStart"/>
-      <w:r>
-        <w:t>maternalGrandparents</w:t>
-      </w:r>
-      <w:proofErr w:type="spellEnd"/>
-      <w:r>
-        <w:t>}}</w:t>
+        <w:t>{{maternalGrandparents}}</w:t>
       </w:r>
       <w:r>
         <w:rPr>
@@ -530,15 +487,7 @@
         <w:t>孙子女、</w:t>
       </w:r>
       <w:r>
-        <w:t>{{</w:t>
-      </w:r>
-      <w:proofErr w:type="spellStart"/>
-      <w:r>
-        <w:t>maternalGrandchildren</w:t>
-      </w:r>
-      <w:proofErr w:type="spellEnd"/>
-      <w:r>
-        <w:t>}}</w:t>
+        <w:t>{{maternalGrandchildren}}</w:t>
       </w:r>
       <w:r>
         <w:rPr>
@@ -559,15 +508,7 @@
         <w:t>外孙子女、</w:t>
       </w:r>
       <w:r>
-        <w:t>{{</w:t>
-      </w:r>
-      <w:proofErr w:type="spellStart"/>
-      <w:r>
-        <w:t>childrenSpouse</w:t>
-      </w:r>
-      <w:proofErr w:type="spellEnd"/>
-      <w:r>
-        <w:t>}}</w:t>
+        <w:t>{{childrenSpouse}}</w:t>
       </w:r>
       <w:r>
         <w:rPr>
@@ -612,16 +553,7 @@
         <w:t xml:space="preserve"> </w:t>
       </w:r>
       <w:r>
-        <w:t>{{</w:t>
-      </w:r>
-      <w:proofErr w:type="spellStart"/>
-      <w:r>
-        <w:t>relativeNote</w:t>
-      </w:r>
-      <w:proofErr w:type="spellEnd"/>
-      <w:proofErr w:type="gramStart"/>
-      <w:r>
-        <w:t>}}</w:t>
+        <w:t>{{relativeNote}}</w:t>
       </w:r>
       <w:r>
         <w:rPr>
@@ -632,7 +564,6 @@
         </w:rPr>
         <w:t>......................</w:t>
       </w:r>
-      <w:proofErr w:type="gramEnd"/>
     </w:p>
     <w:p>
       <w:pPr>
@@ -933,15 +864,7 @@
         <w:t>…………</w:t>
       </w:r>
       <w:r>
-        <w:t xml:space="preserve">{{ </w:t>
-      </w:r>
-      <w:proofErr w:type="spellStart"/>
-      <w:r>
-        <w:t>visa_duration</w:t>
-      </w:r>
-      <w:proofErr w:type="spellEnd"/>
-      <w:r>
-        <w:t xml:space="preserve"> if q2Once</w:t>
+        <w:t>{{ visa_duration if q2Once</w:t>
       </w:r>
       <w:r>
         <w:t xml:space="preserve"> </w:t>
@@ -1040,32 +963,10 @@
           <w:sz w:val="24"/>
           <w:szCs w:val="24"/>
         </w:rPr>
-        <w:t>………</w:t>
-      </w:r>
-      <w:proofErr w:type="gramStart"/>
-      <w:r>
-        <w:rPr>
-          <w:rFonts w:ascii="SimSun" w:eastAsia="SimSun" w:hAnsi="SimSun"/>
-          <w:color w:val="000000"/>
-          <w:sz w:val="24"/>
-          <w:szCs w:val="24"/>
-        </w:rPr>
-        <w:t>…</w:t>
-      </w:r>
-      <w:r>
-        <w:t xml:space="preserve">{{ </w:t>
-      </w:r>
-      <w:proofErr w:type="spellStart"/>
-      <w:r>
-        <w:t>visa</w:t>
-      </w:r>
-      <w:proofErr w:type="gramEnd"/>
-      <w:r>
-        <w:t>_duration</w:t>
-      </w:r>
-      <w:proofErr w:type="spellEnd"/>
-      <w:r>
-        <w:t xml:space="preserve"> if </w:t>
+        <w:t>…………</w:t>
+      </w:r>
+      <w:r>
+        <w:t xml:space="preserve">{{ visa_duration if </w:t>
       </w:r>
       <w:r>
         <w:rPr>
@@ -1086,11 +987,7 @@
         <w:t>☑</w:t>
       </w:r>
       <w:r>
-        <w:t>" else "</w:t>
-      </w:r>
-      <w:proofErr w:type="gramStart"/>
-      <w:r>
-        <w:t>"</w:t>
+        <w:t>" else ""</w:t>
       </w:r>
       <w:r>
         <w:t xml:space="preserve"> }}</w:t>
@@ -1102,17 +999,7 @@
           <w:sz w:val="24"/>
           <w:szCs w:val="24"/>
         </w:rPr>
-        <w:t>…</w:t>
-      </w:r>
-      <w:proofErr w:type="gramEnd"/>
-      <w:r>
-        <w:rPr>
-          <w:rFonts w:ascii="SimSun" w:eastAsia="SimSun" w:hAnsi="SimSun"/>
-          <w:color w:val="000000"/>
-          <w:sz w:val="24"/>
-          <w:szCs w:val="24"/>
-        </w:rPr>
-        <w:t>………天</w:t>
+        <w:t>…………天</w:t>
       </w:r>
     </w:p>
     <w:p>
@@ -1193,32 +1080,10 @@
           <w:sz w:val="24"/>
           <w:szCs w:val="24"/>
         </w:rPr>
-        <w:t>………</w:t>
-      </w:r>
-      <w:proofErr w:type="gramStart"/>
-      <w:r>
-        <w:rPr>
-          <w:rFonts w:ascii="SimSun" w:eastAsia="SimSun" w:hAnsi="SimSun"/>
-          <w:color w:val="000000"/>
-          <w:sz w:val="24"/>
-          <w:szCs w:val="24"/>
-        </w:rPr>
-        <w:t>…</w:t>
-      </w:r>
-      <w:r>
-        <w:t xml:space="preserve">{{ </w:t>
-      </w:r>
-      <w:proofErr w:type="spellStart"/>
-      <w:r>
-        <w:t>visa</w:t>
-      </w:r>
-      <w:proofErr w:type="gramEnd"/>
-      <w:r>
-        <w:t>_duration</w:t>
-      </w:r>
-      <w:proofErr w:type="spellEnd"/>
-      <w:r>
-        <w:t xml:space="preserve"> if </w:t>
+        <w:t>…………</w:t>
+      </w:r>
+      <w:r>
+        <w:t xml:space="preserve">{{ visa_duration if </w:t>
       </w:r>
       <w:r>
         <w:rPr>
@@ -1242,11 +1107,7 @@
         <w:t>☑</w:t>
       </w:r>
       <w:r>
-        <w:t>" else "</w:t>
-      </w:r>
-      <w:proofErr w:type="gramStart"/>
-      <w:r>
-        <w:t>"</w:t>
+        <w:t>" else ""</w:t>
       </w:r>
       <w:r>
         <w:t xml:space="preserve"> }}</w:t>
@@ -1258,17 +1119,7 @@
           <w:sz w:val="24"/>
           <w:szCs w:val="24"/>
         </w:rPr>
-        <w:t>…</w:t>
-      </w:r>
-      <w:proofErr w:type="gramEnd"/>
-      <w:r>
-        <w:rPr>
-          <w:rFonts w:ascii="SimSun" w:eastAsia="SimSun" w:hAnsi="SimSun"/>
-          <w:color w:val="000000"/>
-          <w:sz w:val="24"/>
-          <w:szCs w:val="24"/>
-        </w:rPr>
-        <w:t>………天</w:t>
+        <w:t>…………天</w:t>
       </w:r>
     </w:p>
     <w:p>
@@ -1349,32 +1200,10 @@
           <w:sz w:val="24"/>
           <w:szCs w:val="24"/>
         </w:rPr>
-        <w:t>………</w:t>
-      </w:r>
-      <w:proofErr w:type="gramStart"/>
-      <w:r>
-        <w:rPr>
-          <w:rFonts w:ascii="SimSun" w:eastAsia="SimSun" w:hAnsi="SimSun"/>
-          <w:color w:val="000000"/>
-          <w:sz w:val="24"/>
-          <w:szCs w:val="24"/>
-        </w:rPr>
-        <w:t>…</w:t>
-      </w:r>
-      <w:r>
-        <w:t xml:space="preserve">{{ </w:t>
-      </w:r>
-      <w:proofErr w:type="spellStart"/>
-      <w:r>
-        <w:t>visa</w:t>
-      </w:r>
-      <w:proofErr w:type="gramEnd"/>
-      <w:r>
-        <w:t>_duration</w:t>
-      </w:r>
-      <w:proofErr w:type="spellEnd"/>
-      <w:r>
-        <w:t xml:space="preserve"> if </w:t>
+        <w:t>…………</w:t>
+      </w:r>
+      <w:r>
+        <w:t xml:space="preserve">{{ visa_duration if </w:t>
       </w:r>
       <w:r>
         <w:rPr>
@@ -1395,11 +1224,7 @@
         <w:t>☑</w:t>
       </w:r>
       <w:r>
-        <w:t>" else "</w:t>
-      </w:r>
-      <w:proofErr w:type="gramStart"/>
-      <w:r>
-        <w:t>"</w:t>
+        <w:t>" else ""</w:t>
       </w:r>
       <w:r>
         <w:t xml:space="preserve"> }}</w:t>
@@ -1411,17 +1236,7 @@
           <w:sz w:val="24"/>
           <w:szCs w:val="24"/>
         </w:rPr>
-        <w:t>…</w:t>
-      </w:r>
-      <w:proofErr w:type="gramEnd"/>
-      <w:r>
-        <w:rPr>
-          <w:rFonts w:ascii="SimSun" w:eastAsia="SimSun" w:hAnsi="SimSun"/>
-          <w:color w:val="000000"/>
-          <w:sz w:val="24"/>
-          <w:szCs w:val="24"/>
-        </w:rPr>
-        <w:t>…</w:t>
+        <w:t>……</w:t>
       </w:r>
       <w:r>
         <w:rPr>
@@ -1534,15 +1349,7 @@
         <w:tab/>
       </w:r>
       <w:r>
-        <w:t>{{</w:t>
-      </w:r>
-      <w:proofErr w:type="spellStart"/>
-      <w:r>
-        <w:t>passport_number</w:t>
-      </w:r>
-      <w:proofErr w:type="spellEnd"/>
-      <w:r>
-        <w:t>}}</w:t>
+        <w:t>{{passport_number}}</w:t>
       </w:r>
       <w:r>
         <w:rPr>
@@ -1581,15 +1388,7 @@
         <w:tab/>
       </w:r>
       <w:r>
-        <w:t>{{</w:t>
-      </w:r>
-      <w:proofErr w:type="spellStart"/>
-      <w:r>
-        <w:t>birth_year</w:t>
-      </w:r>
-      <w:proofErr w:type="spellEnd"/>
-      <w:r>
-        <w:t>}}</w:t>
+        <w:t>{{birth_year}}</w:t>
       </w:r>
       <w:r>
         <w:rPr>
@@ -1602,15 +1401,7 @@
         <w:t>年</w:t>
       </w:r>
       <w:r>
-        <w:t>{{</w:t>
-      </w:r>
-      <w:proofErr w:type="spellStart"/>
-      <w:r>
-        <w:t>birth_month</w:t>
-      </w:r>
-      <w:proofErr w:type="spellEnd"/>
-      <w:r>
-        <w:t xml:space="preserve">}} </w:t>
+        <w:t xml:space="preserve">{{birth_month}} </w:t>
       </w:r>
       <w:r>
         <w:rPr>
@@ -1623,15 +1414,7 @@
         <w:t>月</w:t>
       </w:r>
       <w:r>
-        <w:t>{{</w:t>
-      </w:r>
-      <w:proofErr w:type="spellStart"/>
-      <w:r>
-        <w:t>birth_day</w:t>
-      </w:r>
-      <w:proofErr w:type="spellEnd"/>
-      <w:r>
-        <w:t>}}</w:t>
+        <w:t>{{birth_day}}</w:t>
       </w:r>
       <w:r>
         <w:t xml:space="preserve"> </w:t>
@@ -1729,13 +1512,13 @@
           <w:noProof/>
         </w:rPr>
         <w:drawing>
-          <wp:anchor distT="0" distB="0" distL="0" distR="0" simplePos="0" relativeHeight="251660288" behindDoc="1" locked="0" layoutInCell="1" allowOverlap="1" wp14:anchorId="46811829" wp14:editId="4B145AEE">
+          <wp:anchor distT="0" distB="0" distL="0" distR="0" simplePos="0" relativeHeight="251660288" behindDoc="1" locked="0" layoutInCell="1" allowOverlap="1" wp14:anchorId="46811829" wp14:editId="1ACB689C">
             <wp:simplePos x="0" y="0"/>
             <wp:positionH relativeFrom="page">
-              <wp:posOffset>4728845</wp:posOffset>
+              <wp:posOffset>4690745</wp:posOffset>
             </wp:positionH>
             <wp:positionV relativeFrom="paragraph">
-              <wp:posOffset>5715</wp:posOffset>
+              <wp:posOffset>53340</wp:posOffset>
             </wp:positionV>
             <wp:extent cx="1771650" cy="693420"/>
             <wp:effectExtent l="0" t="0" r="0" b="0"/>
@@ -1994,55 +1777,19 @@
         <w:rPr>
           <w:rFonts w:ascii="Cambria" w:hAnsi="Cambria"/>
         </w:rPr>
-        <w:t>{{</w:t>
-      </w:r>
-      <w:proofErr w:type="spellStart"/>
+        <w:t>{{today_year}}</w:t>
+      </w:r>
+      <w:r>
+        <w:rPr>
+          <w:spacing w:val="-40"/>
+        </w:rPr>
+        <w:t xml:space="preserve">年 </w:t>
+      </w:r>
       <w:r>
         <w:rPr>
           <w:rFonts w:ascii="Cambria" w:hAnsi="Cambria"/>
         </w:rPr>
-        <w:t>today_year</w:t>
-      </w:r>
-      <w:proofErr w:type="spellEnd"/>
-      <w:proofErr w:type="gramStart"/>
-      <w:r>
-        <w:rPr>
-          <w:rFonts w:ascii="Cambria" w:hAnsi="Cambria"/>
-        </w:rPr>
-        <w:t>}}</w:t>
-      </w:r>
-      <w:r>
-        <w:rPr>
-          <w:spacing w:val="-40"/>
-        </w:rPr>
-        <w:t>年</w:t>
-      </w:r>
-      <w:proofErr w:type="gramEnd"/>
-      <w:r>
-        <w:rPr>
-          <w:spacing w:val="-40"/>
-        </w:rPr>
-        <w:t xml:space="preserve"> </w:t>
-      </w:r>
-      <w:r>
-        <w:rPr>
-          <w:rFonts w:ascii="Cambria" w:hAnsi="Cambria"/>
-        </w:rPr>
-        <w:t>{{</w:t>
-      </w:r>
-      <w:proofErr w:type="spellStart"/>
-      <w:r>
-        <w:rPr>
-          <w:rFonts w:ascii="Cambria" w:hAnsi="Cambria"/>
-        </w:rPr>
-        <w:t>today_month</w:t>
-      </w:r>
-      <w:proofErr w:type="spellEnd"/>
-      <w:r>
-        <w:rPr>
-          <w:rFonts w:ascii="Cambria" w:hAnsi="Cambria"/>
-        </w:rPr>
-        <w:t>}}</w:t>
+        <w:t>{{today_month}}</w:t>
       </w:r>
       <w:r>
         <w:rPr>
@@ -2061,21 +1808,7 @@
         <w:rPr>
           <w:rFonts w:ascii="Cambria" w:hAnsi="Cambria"/>
         </w:rPr>
-        <w:t>{{</w:t>
-      </w:r>
-      <w:proofErr w:type="spellStart"/>
-      <w:r>
-        <w:rPr>
-          <w:rFonts w:ascii="Cambria" w:hAnsi="Cambria"/>
-        </w:rPr>
-        <w:t>today_day</w:t>
-      </w:r>
-      <w:proofErr w:type="spellEnd"/>
-      <w:r>
-        <w:rPr>
-          <w:rFonts w:ascii="Cambria" w:hAnsi="Cambria"/>
-        </w:rPr>
-        <w:t>}}</w:t>
+        <w:t>{{today_day}}</w:t>
       </w:r>
       <w:r>
         <w:rPr>
